--- a/backend-exhibits/ShareFile to ShareFile Advanced Plan - Advanced Not Include.docx
+++ b/backend-exhibits/ShareFile to ShareFile Advanced Plan - Advanced Not Include.docx
@@ -16,6 +16,7 @@
         <w:tblCellMar>
           <w:top w:w="95" w:type="dxa"/>
           <w:left w:w="63" w:type="dxa"/>
+          <w:bottom w:w="0" w:type="dxa"/>
           <w:right w:w="83" w:type="dxa"/>
         </w:tblCellMar>
         <w:tblLook w:val="04A0" w:firstRow="1" w:lastRow="0" w:firstColumn="1" w:lastColumn="0" w:noHBand="0" w:noVBand="1"/>
@@ -42,19 +43,15 @@
           </w:tcPr>
           <w:p>
             <w:pPr>
+              <w:spacing w:after="0"/>
               <w:ind w:left="21"/>
               <w:jc w:val="center"/>
-              <w:rPr>
-                <w:sz w:val="21"/>
-                <w:szCs w:val="21"/>
-              </w:rPr>
             </w:pPr>
             <w:r>
               <w:rPr>
                 <w:rFonts w:ascii="Arial" w:eastAsia="Arial" w:hAnsi="Arial" w:cs="Arial"/>
                 <w:b/>
                 <w:sz w:val="21"/>
-                <w:szCs w:val="21"/>
               </w:rPr>
               <w:t xml:space="preserve">NOT INCLUDED IN </w:t>
             </w:r>
@@ -64,7 +61,6 @@
                 <w:rFonts w:ascii="Arial" w:eastAsia="Arial" w:hAnsi="Arial" w:cs="Arial"/>
                 <w:b/>
                 <w:sz w:val="21"/>
-                <w:szCs w:val="21"/>
               </w:rPr>
               <w:t>SHAREFILE TO SHAREFILE</w:t>
             </w:r>
@@ -74,7 +70,6 @@
                 <w:rFonts w:ascii="Arial" w:eastAsia="Arial" w:hAnsi="Arial" w:cs="Arial"/>
                 <w:b/>
                 <w:sz w:val="21"/>
-                <w:szCs w:val="21"/>
               </w:rPr>
               <w:t xml:space="preserve"> MIGRATION FEATURES</w:t>
             </w:r>
@@ -97,18 +92,14 @@
           </w:tcPr>
           <w:p>
             <w:pPr>
+              <w:spacing w:after="0"/>
               <w:ind w:left="3"/>
-              <w:rPr>
-                <w:sz w:val="21"/>
-                <w:szCs w:val="21"/>
-              </w:rPr>
             </w:pPr>
             <w:r>
               <w:rPr>
                 <w:rFonts w:ascii="Arial" w:eastAsia="Arial" w:hAnsi="Arial" w:cs="Arial"/>
                 <w:b/>
                 <w:sz w:val="21"/>
-                <w:szCs w:val="21"/>
               </w:rPr>
               <w:t>Folder Display</w:t>
             </w:r>
@@ -126,16 +117,12 @@
           </w:tcPr>
           <w:p>
             <w:pPr>
-              <w:rPr>
-                <w:sz w:val="21"/>
-                <w:szCs w:val="21"/>
-              </w:rPr>
-            </w:pPr>
-            <w:r>
-              <w:rPr>
-                <w:rFonts w:ascii="Arial" w:eastAsia="Arial" w:hAnsi="Arial" w:cs="Arial"/>
-                <w:sz w:val="21"/>
-                <w:szCs w:val="21"/>
+              <w:spacing w:after="0"/>
+            </w:pPr>
+            <w:r>
+              <w:rPr>
+                <w:rFonts w:ascii="Arial" w:eastAsia="Arial" w:hAnsi="Arial" w:cs="Arial"/>
+                <w:sz w:val="19"/>
               </w:rPr>
               <w:t xml:space="preserve">An option to map source and destination users through a visual selection of folders in the </w:t>
             </w:r>
@@ -143,8 +130,7 @@
             <w:r>
               <w:rPr>
                 <w:rFonts w:ascii="Arial" w:eastAsia="Arial" w:hAnsi="Arial" w:cs="Arial"/>
-                <w:sz w:val="21"/>
-                <w:szCs w:val="21"/>
+                <w:sz w:val="19"/>
               </w:rPr>
               <w:t>CloudFuze</w:t>
             </w:r>
@@ -152,8 +138,7 @@
             <w:r>
               <w:rPr>
                 <w:rFonts w:ascii="Arial" w:eastAsia="Arial" w:hAnsi="Arial" w:cs="Arial"/>
-                <w:sz w:val="21"/>
-                <w:szCs w:val="21"/>
+                <w:sz w:val="19"/>
               </w:rPr>
               <w:t xml:space="preserve"> webapp.</w:t>
             </w:r>
@@ -176,18 +161,14 @@
           </w:tcPr>
           <w:p>
             <w:pPr>
+              <w:spacing w:after="0"/>
               <w:ind w:left="3"/>
-              <w:rPr>
-                <w:sz w:val="21"/>
-                <w:szCs w:val="21"/>
-              </w:rPr>
             </w:pPr>
             <w:r>
               <w:rPr>
                 <w:rFonts w:ascii="Arial" w:eastAsia="Arial" w:hAnsi="Arial" w:cs="Arial"/>
                 <w:b/>
                 <w:sz w:val="21"/>
-                <w:szCs w:val="21"/>
               </w:rPr>
               <w:t>Versions</w:t>
             </w:r>
@@ -205,16 +186,12 @@
           </w:tcPr>
           <w:p>
             <w:pPr>
-              <w:rPr>
-                <w:sz w:val="21"/>
-                <w:szCs w:val="21"/>
-              </w:rPr>
-            </w:pPr>
-            <w:r>
-              <w:rPr>
-                <w:rFonts w:ascii="Arial" w:eastAsia="Arial" w:hAnsi="Arial" w:cs="Arial"/>
-                <w:sz w:val="21"/>
-                <w:szCs w:val="21"/>
+              <w:spacing w:after="0"/>
+            </w:pPr>
+            <w:r>
+              <w:rPr>
+                <w:rFonts w:ascii="Arial" w:eastAsia="Arial" w:hAnsi="Arial" w:cs="Arial"/>
+                <w:sz w:val="19"/>
               </w:rPr>
               <w:t>Migration of all file versions from source to destination.</w:t>
             </w:r>
@@ -237,18 +214,14 @@
           </w:tcPr>
           <w:p>
             <w:pPr>
+              <w:spacing w:after="0"/>
               <w:ind w:left="3"/>
-              <w:rPr>
-                <w:sz w:val="21"/>
-                <w:szCs w:val="21"/>
-              </w:rPr>
             </w:pPr>
             <w:r>
               <w:rPr>
                 <w:rFonts w:ascii="Arial" w:eastAsia="Arial" w:hAnsi="Arial" w:cs="Arial"/>
                 <w:b/>
                 <w:sz w:val="21"/>
-                <w:szCs w:val="21"/>
               </w:rPr>
               <w:t>Selective Versions</w:t>
             </w:r>
@@ -266,16 +239,12 @@
           </w:tcPr>
           <w:p>
             <w:pPr>
-              <w:rPr>
-                <w:sz w:val="21"/>
-                <w:szCs w:val="21"/>
-              </w:rPr>
-            </w:pPr>
-            <w:r>
-              <w:rPr>
-                <w:rFonts w:ascii="Arial" w:eastAsia="Arial" w:hAnsi="Arial" w:cs="Arial"/>
-                <w:sz w:val="21"/>
-                <w:szCs w:val="21"/>
+              <w:spacing w:after="0"/>
+            </w:pPr>
+            <w:r>
+              <w:rPr>
+                <w:rFonts w:ascii="Arial" w:eastAsia="Arial" w:hAnsi="Arial" w:cs="Arial"/>
+                <w:sz w:val="19"/>
               </w:rPr>
               <w:t>Migration of selective versions of files from source to destination. If we opt for five, the last five versions will get migrates to the destination.</w:t>
             </w:r>
@@ -298,18 +267,14 @@
           </w:tcPr>
           <w:p>
             <w:pPr>
+              <w:spacing w:after="0"/>
               <w:ind w:left="3"/>
-              <w:rPr>
-                <w:sz w:val="21"/>
-                <w:szCs w:val="21"/>
-              </w:rPr>
             </w:pPr>
             <w:r>
               <w:rPr>
                 <w:rFonts w:ascii="Arial" w:eastAsia="Arial" w:hAnsi="Arial" w:cs="Arial"/>
                 <w:b/>
                 <w:sz w:val="21"/>
-                <w:szCs w:val="21"/>
               </w:rPr>
               <w:t>Root File Permissions</w:t>
             </w:r>
@@ -327,17 +292,13 @@
           </w:tcPr>
           <w:p>
             <w:pPr>
-              <w:rPr>
-                <w:sz w:val="21"/>
-                <w:szCs w:val="21"/>
-              </w:rPr>
+              <w:spacing w:after="0"/>
             </w:pPr>
             <w:proofErr w:type="spellStart"/>
             <w:r>
               <w:rPr>
                 <w:rFonts w:ascii="Arial" w:eastAsia="Arial" w:hAnsi="Arial" w:cs="Arial"/>
-                <w:sz w:val="21"/>
-                <w:szCs w:val="21"/>
+                <w:sz w:val="19"/>
               </w:rPr>
               <w:t>CloudFuze</w:t>
             </w:r>
@@ -345,8 +306,7 @@
             <w:r>
               <w:rPr>
                 <w:rFonts w:ascii="Arial" w:eastAsia="Arial" w:hAnsi="Arial" w:cs="Arial"/>
-                <w:sz w:val="21"/>
-                <w:szCs w:val="21"/>
+                <w:sz w:val="19"/>
               </w:rPr>
               <w:t xml:space="preserve"> preserves all root folder permissions along with access levels.</w:t>
             </w:r>
@@ -369,18 +329,14 @@
           </w:tcPr>
           <w:p>
             <w:pPr>
+              <w:spacing w:after="0"/>
               <w:ind w:left="3"/>
-              <w:rPr>
-                <w:sz w:val="21"/>
-                <w:szCs w:val="21"/>
-              </w:rPr>
             </w:pPr>
             <w:r>
               <w:rPr>
                 <w:rFonts w:ascii="Arial" w:eastAsia="Arial" w:hAnsi="Arial" w:cs="Arial"/>
                 <w:b/>
                 <w:sz w:val="21"/>
-                <w:szCs w:val="21"/>
               </w:rPr>
               <w:t>Inner File Permissions</w:t>
             </w:r>
@@ -398,17 +354,13 @@
           </w:tcPr>
           <w:p>
             <w:pPr>
-              <w:rPr>
-                <w:sz w:val="21"/>
-                <w:szCs w:val="21"/>
-              </w:rPr>
+              <w:spacing w:after="0"/>
             </w:pPr>
             <w:proofErr w:type="spellStart"/>
             <w:r>
               <w:rPr>
                 <w:rFonts w:ascii="Arial" w:eastAsia="Arial" w:hAnsi="Arial" w:cs="Arial"/>
-                <w:sz w:val="21"/>
-                <w:szCs w:val="21"/>
+                <w:sz w:val="19"/>
               </w:rPr>
               <w:t>CloudFuze</w:t>
             </w:r>
@@ -416,8 +368,7 @@
             <w:r>
               <w:rPr>
                 <w:rFonts w:ascii="Arial" w:eastAsia="Arial" w:hAnsi="Arial" w:cs="Arial"/>
-                <w:sz w:val="21"/>
-                <w:szCs w:val="21"/>
+                <w:sz w:val="19"/>
               </w:rPr>
               <w:t xml:space="preserve"> preserves all inner file permissions along with access levels.</w:t>
             </w:r>
@@ -440,18 +391,14 @@
           </w:tcPr>
           <w:p>
             <w:pPr>
+              <w:spacing w:after="0"/>
               <w:ind w:left="3"/>
-              <w:rPr>
-                <w:sz w:val="21"/>
-                <w:szCs w:val="21"/>
-              </w:rPr>
             </w:pPr>
             <w:r>
               <w:rPr>
                 <w:rFonts w:ascii="Arial" w:eastAsia="Arial" w:hAnsi="Arial" w:cs="Arial"/>
                 <w:b/>
-                <w:sz w:val="21"/>
-                <w:szCs w:val="21"/>
+                <w:sz w:val="19"/>
               </w:rPr>
               <w:t>External Shares</w:t>
             </w:r>
@@ -469,17 +416,13 @@
           </w:tcPr>
           <w:p>
             <w:pPr>
-              <w:rPr>
-                <w:sz w:val="21"/>
-                <w:szCs w:val="21"/>
-              </w:rPr>
+              <w:spacing w:after="0"/>
             </w:pPr>
             <w:proofErr w:type="spellStart"/>
             <w:r>
               <w:rPr>
                 <w:rFonts w:ascii="Arial" w:eastAsia="Arial" w:hAnsi="Arial" w:cs="Arial"/>
-                <w:sz w:val="21"/>
-                <w:szCs w:val="21"/>
+                <w:sz w:val="19"/>
               </w:rPr>
               <w:t>CloudFuze</w:t>
             </w:r>
@@ -487,8 +430,7 @@
             <w:r>
               <w:rPr>
                 <w:rFonts w:ascii="Arial" w:eastAsia="Arial" w:hAnsi="Arial" w:cs="Arial"/>
-                <w:sz w:val="21"/>
-                <w:szCs w:val="21"/>
+                <w:sz w:val="19"/>
               </w:rPr>
               <w:t xml:space="preserve"> can migrate external </w:t>
             </w:r>
@@ -496,8 +438,7 @@
             <w:r>
               <w:rPr>
                 <w:rFonts w:ascii="Arial" w:eastAsia="Arial" w:hAnsi="Arial" w:cs="Arial"/>
-                <w:sz w:val="21"/>
-                <w:szCs w:val="21"/>
+                <w:sz w:val="19"/>
               </w:rPr>
               <w:t>permissions(</w:t>
             </w:r>
@@ -505,8 +446,7 @@
             <w:r>
               <w:rPr>
                 <w:rFonts w:ascii="Arial" w:eastAsia="Arial" w:hAnsi="Arial" w:cs="Arial"/>
-                <w:sz w:val="21"/>
-                <w:szCs w:val="21"/>
+                <w:sz w:val="19"/>
               </w:rPr>
               <w:t>Files/Folders shared with people of outside organizations) of files/folders to the destination along with access levels.</w:t>
             </w:r>
@@ -529,18 +469,14 @@
           </w:tcPr>
           <w:p>
             <w:pPr>
+              <w:spacing w:after="0"/>
               <w:ind w:left="3"/>
-              <w:rPr>
-                <w:sz w:val="21"/>
-                <w:szCs w:val="21"/>
-              </w:rPr>
             </w:pPr>
             <w:r>
               <w:rPr>
                 <w:rFonts w:ascii="Arial" w:eastAsia="Arial" w:hAnsi="Arial" w:cs="Arial"/>
                 <w:b/>
-                <w:sz w:val="21"/>
-                <w:szCs w:val="21"/>
+                <w:sz w:val="19"/>
               </w:rPr>
               <w:t>Shared Links</w:t>
             </w:r>
@@ -558,17 +494,13 @@
           </w:tcPr>
           <w:p>
             <w:pPr>
-              <w:rPr>
-                <w:sz w:val="21"/>
-                <w:szCs w:val="21"/>
-              </w:rPr>
+              <w:spacing w:after="0"/>
             </w:pPr>
             <w:proofErr w:type="spellStart"/>
             <w:r>
               <w:rPr>
                 <w:rFonts w:ascii="Arial" w:eastAsia="Arial" w:hAnsi="Arial" w:cs="Arial"/>
-                <w:sz w:val="21"/>
-                <w:szCs w:val="21"/>
+                <w:sz w:val="19"/>
               </w:rPr>
               <w:t>CloudFuze</w:t>
             </w:r>
@@ -576,8 +508,7 @@
             <w:r>
               <w:rPr>
                 <w:rFonts w:ascii="Arial" w:eastAsia="Arial" w:hAnsi="Arial" w:cs="Arial"/>
-                <w:sz w:val="21"/>
-                <w:szCs w:val="21"/>
+                <w:sz w:val="19"/>
               </w:rPr>
               <w:t xml:space="preserve"> migrates all shared links from source to destination and maintains the type of links.</w:t>
             </w:r>
@@ -600,18 +531,14 @@
           </w:tcPr>
           <w:p>
             <w:pPr>
+              <w:spacing w:after="0"/>
               <w:ind w:left="3"/>
-              <w:rPr>
-                <w:sz w:val="21"/>
-                <w:szCs w:val="21"/>
-              </w:rPr>
             </w:pPr>
             <w:r>
               <w:rPr>
                 <w:rFonts w:ascii="Arial" w:eastAsia="Arial" w:hAnsi="Arial" w:cs="Arial"/>
                 <w:b/>
-                <w:sz w:val="21"/>
-                <w:szCs w:val="21"/>
+                <w:sz w:val="19"/>
               </w:rPr>
               <w:t>Preserve Timestamp</w:t>
             </w:r>
@@ -629,16 +556,12 @@
           </w:tcPr>
           <w:p>
             <w:pPr>
-              <w:rPr>
-                <w:sz w:val="21"/>
-                <w:szCs w:val="21"/>
-              </w:rPr>
-            </w:pPr>
-            <w:r>
-              <w:rPr>
-                <w:rFonts w:ascii="Arial" w:eastAsia="Arial" w:hAnsi="Arial" w:cs="Arial"/>
-                <w:sz w:val="21"/>
-                <w:szCs w:val="21"/>
+              <w:spacing w:after="0"/>
+            </w:pPr>
+            <w:r>
+              <w:rPr>
+                <w:rFonts w:ascii="Arial" w:eastAsia="Arial" w:hAnsi="Arial" w:cs="Arial"/>
+                <w:sz w:val="19"/>
               </w:rPr>
               <w:t>Maintaining the original timestamps, including creation and modification dates and times, when transferring data to the destination cloud.</w:t>
             </w:r>
@@ -661,18 +584,14 @@
           </w:tcPr>
           <w:p>
             <w:pPr>
+              <w:spacing w:after="0"/>
               <w:ind w:left="3"/>
-              <w:rPr>
-                <w:sz w:val="21"/>
-                <w:szCs w:val="21"/>
-              </w:rPr>
             </w:pPr>
             <w:r>
               <w:rPr>
                 <w:rFonts w:ascii="Arial" w:eastAsia="Arial" w:hAnsi="Arial" w:cs="Arial"/>
                 <w:b/>
-                <w:sz w:val="21"/>
-                <w:szCs w:val="21"/>
+                <w:sz w:val="19"/>
               </w:rPr>
               <w:t>Special Character Replacement</w:t>
             </w:r>
@@ -691,16 +610,12 @@
           </w:tcPr>
           <w:p>
             <w:pPr>
-              <w:rPr>
-                <w:sz w:val="21"/>
-                <w:szCs w:val="21"/>
-              </w:rPr>
-            </w:pPr>
-            <w:r>
-              <w:rPr>
-                <w:rFonts w:ascii="Arial" w:eastAsia="Arial" w:hAnsi="Arial" w:cs="Arial"/>
-                <w:sz w:val="21"/>
-                <w:szCs w:val="21"/>
+              <w:spacing w:after="0"/>
+            </w:pPr>
+            <w:r>
+              <w:rPr>
+                <w:rFonts w:ascii="Arial" w:eastAsia="Arial" w:hAnsi="Arial" w:cs="Arial"/>
+                <w:sz w:val="19"/>
               </w:rPr>
               <w:t>Special characters not supported by the destination cloud will be automatically replaced with underscores (_) or hyphens (-). This ensures that the integrity of the data is maintained during the migration process.</w:t>
             </w:r>
@@ -723,18 +638,14 @@
           </w:tcPr>
           <w:p>
             <w:pPr>
+              <w:spacing w:after="0"/>
               <w:ind w:left="3"/>
-              <w:rPr>
-                <w:sz w:val="21"/>
-                <w:szCs w:val="21"/>
-              </w:rPr>
             </w:pPr>
             <w:r>
               <w:rPr>
                 <w:rFonts w:ascii="Arial" w:eastAsia="Arial" w:hAnsi="Arial" w:cs="Arial"/>
                 <w:b/>
-                <w:sz w:val="21"/>
-                <w:szCs w:val="21"/>
+                <w:sz w:val="19"/>
               </w:rPr>
               <w:t>Long Folder Path</w:t>
             </w:r>
@@ -752,16 +663,12 @@
           </w:tcPr>
           <w:p>
             <w:pPr>
-              <w:rPr>
-                <w:sz w:val="21"/>
-                <w:szCs w:val="21"/>
-              </w:rPr>
-            </w:pPr>
-            <w:r>
-              <w:rPr>
-                <w:rFonts w:ascii="Arial" w:eastAsia="Arial" w:hAnsi="Arial" w:cs="Arial"/>
-                <w:sz w:val="21"/>
-                <w:szCs w:val="21"/>
+              <w:spacing w:after="0"/>
+            </w:pPr>
+            <w:r>
+              <w:rPr>
+                <w:rFonts w:ascii="Arial" w:eastAsia="Arial" w:hAnsi="Arial" w:cs="Arial"/>
+                <w:sz w:val="19"/>
               </w:rPr>
               <w:t>If the destination cloud has a long folder path limitation, the system automatically adjusts the destination's path as per the limitation.</w:t>
             </w:r>
@@ -784,18 +691,14 @@
           </w:tcPr>
           <w:p>
             <w:pPr>
+              <w:spacing w:after="0"/>
               <w:ind w:left="3"/>
-              <w:rPr>
-                <w:sz w:val="21"/>
-                <w:szCs w:val="21"/>
-              </w:rPr>
             </w:pPr>
             <w:r>
               <w:rPr>
                 <w:rFonts w:ascii="Arial" w:eastAsia="Arial" w:hAnsi="Arial" w:cs="Arial"/>
                 <w:b/>
                 <w:sz w:val="21"/>
-                <w:szCs w:val="21"/>
               </w:rPr>
               <w:t>Embedded Links</w:t>
             </w:r>
@@ -813,16 +716,12 @@
           </w:tcPr>
           <w:p>
             <w:pPr>
-              <w:rPr>
+              <w:spacing w:after="0"/>
+            </w:pPr>
+            <w:r>
+              <w:rPr>
+                <w:rFonts w:ascii="Arial" w:eastAsia="Arial" w:hAnsi="Arial" w:cs="Arial"/>
                 <w:sz w:val="21"/>
-                <w:szCs w:val="21"/>
-              </w:rPr>
-            </w:pPr>
-            <w:r>
-              <w:rPr>
-                <w:rFonts w:ascii="Arial" w:eastAsia="Arial" w:hAnsi="Arial" w:cs="Arial"/>
-                <w:sz w:val="21"/>
-                <w:szCs w:val="21"/>
               </w:rPr>
               <w:t>The system retains the addresses of links present within a file, which point to other files in the cloud. These links' addresses will be transformed into appropriate destination formats during Migration.</w:t>
             </w:r>
@@ -845,18 +744,14 @@
           </w:tcPr>
           <w:p>
             <w:pPr>
+              <w:spacing w:after="0"/>
               <w:ind w:left="3"/>
-              <w:rPr>
-                <w:sz w:val="21"/>
-                <w:szCs w:val="21"/>
-              </w:rPr>
             </w:pPr>
             <w:r>
               <w:rPr>
                 <w:rFonts w:ascii="Arial" w:eastAsia="Arial" w:hAnsi="Arial" w:cs="Arial"/>
                 <w:b/>
                 <w:sz w:val="21"/>
-                <w:szCs w:val="21"/>
               </w:rPr>
               <w:t>In Line Comment</w:t>
             </w:r>
@@ -874,16 +769,12 @@
           </w:tcPr>
           <w:p>
             <w:pPr>
-              <w:rPr>
+              <w:spacing w:after="0"/>
+            </w:pPr>
+            <w:r>
+              <w:rPr>
+                <w:rFonts w:ascii="Arial" w:eastAsia="Arial" w:hAnsi="Arial" w:cs="Arial"/>
                 <w:sz w:val="21"/>
-                <w:szCs w:val="21"/>
-              </w:rPr>
-            </w:pPr>
-            <w:r>
-              <w:rPr>
-                <w:rFonts w:ascii="Arial" w:eastAsia="Arial" w:hAnsi="Arial" w:cs="Arial"/>
-                <w:sz w:val="21"/>
-                <w:szCs w:val="21"/>
               </w:rPr>
               <w:t>Inline file comments of the box will be migrated to the destination cloud. All the file comments will preserve in the CSV formatted file in the destination.</w:t>
             </w:r>
@@ -906,18 +797,14 @@
           </w:tcPr>
           <w:p>
             <w:pPr>
+              <w:spacing w:after="0"/>
               <w:ind w:left="3"/>
-              <w:rPr>
-                <w:sz w:val="21"/>
-                <w:szCs w:val="21"/>
-              </w:rPr>
             </w:pPr>
             <w:r>
               <w:rPr>
                 <w:rFonts w:ascii="Arial" w:eastAsia="Arial" w:hAnsi="Arial" w:cs="Arial"/>
                 <w:b/>
                 <w:sz w:val="21"/>
-                <w:szCs w:val="21"/>
               </w:rPr>
               <w:t>Suppressing Email Notification</w:t>
             </w:r>
@@ -935,16 +822,12 @@
           </w:tcPr>
           <w:p>
             <w:pPr>
-              <w:rPr>
+              <w:spacing w:after="0"/>
+            </w:pPr>
+            <w:r>
+              <w:rPr>
+                <w:rFonts w:ascii="Arial" w:eastAsia="Arial" w:hAnsi="Arial" w:cs="Arial"/>
                 <w:sz w:val="21"/>
-                <w:szCs w:val="21"/>
-              </w:rPr>
-            </w:pPr>
-            <w:r>
-              <w:rPr>
-                <w:rFonts w:ascii="Arial" w:eastAsia="Arial" w:hAnsi="Arial" w:cs="Arial"/>
-                <w:sz w:val="21"/>
-                <w:szCs w:val="21"/>
               </w:rPr>
               <w:t>The system will automatically prevent the generation of email notifications for collaborations on folders/files originating from the destination cloud.</w:t>
             </w:r>

--- a/backend-exhibits/ShareFile to ShareFile Advanced Plan - Advanced Not Include.docx
+++ b/backend-exhibits/ShareFile to ShareFile Advanced Plan - Advanced Not Include.docx
@@ -51,7 +51,7 @@
             </w:pPr>
             <w:r>
               <w:rPr>
-                <w:rFonts w:ascii="Arial" w:eastAsia="Arial" w:hAnsi="Arial" w:cs="Arial"/>
+                <w:rFonts w:ascii="Arial" w:hAnsi="Arial" w:cs="Arial" w:eastAsia="Arial"/>
                 <w:b/>
                 <w:sz w:val="21"/>
                 <w:szCs w:val="21"/>
@@ -61,7 +61,7 @@
             <w:proofErr w:type="gramStart"/>
             <w:r>
               <w:rPr>
-                <w:rFonts w:ascii="Arial" w:eastAsia="Arial" w:hAnsi="Arial" w:cs="Arial"/>
+                <w:rFonts w:ascii="Arial" w:hAnsi="Arial" w:cs="Arial" w:eastAsia="Arial"/>
                 <w:b/>
                 <w:sz w:val="21"/>
                 <w:szCs w:val="21"/>
@@ -71,7 +71,7 @@
             <w:proofErr w:type="gramEnd"/>
             <w:r>
               <w:rPr>
-                <w:rFonts w:ascii="Arial" w:eastAsia="Arial" w:hAnsi="Arial" w:cs="Arial"/>
+                <w:rFonts w:ascii="Arial" w:hAnsi="Arial" w:cs="Arial" w:eastAsia="Arial"/>
                 <w:b/>
                 <w:sz w:val="21"/>
                 <w:szCs w:val="21"/>
@@ -105,7 +105,7 @@
             </w:pPr>
             <w:r>
               <w:rPr>
-                <w:rFonts w:ascii="Arial" w:eastAsia="Arial" w:hAnsi="Arial" w:cs="Arial"/>
+                <w:rFonts w:ascii="Arial" w:hAnsi="Arial" w:cs="Arial" w:eastAsia="Arial"/>
                 <w:b/>
                 <w:sz w:val="21"/>
                 <w:szCs w:val="21"/>
@@ -133,7 +133,7 @@
             </w:pPr>
             <w:r>
               <w:rPr>
-                <w:rFonts w:ascii="Arial" w:eastAsia="Arial" w:hAnsi="Arial" w:cs="Arial"/>
+                <w:rFonts w:ascii="Arial" w:hAnsi="Arial" w:cs="Arial" w:eastAsia="Arial"/>
                 <w:sz w:val="21"/>
                 <w:szCs w:val="21"/>
               </w:rPr>
@@ -142,7 +142,7 @@
             <w:proofErr w:type="spellStart"/>
             <w:r>
               <w:rPr>
-                <w:rFonts w:ascii="Arial" w:eastAsia="Arial" w:hAnsi="Arial" w:cs="Arial"/>
+                <w:rFonts w:ascii="Arial" w:hAnsi="Arial" w:cs="Arial" w:eastAsia="Arial"/>
                 <w:sz w:val="21"/>
                 <w:szCs w:val="21"/>
               </w:rPr>
@@ -151,7 +151,7 @@
             <w:proofErr w:type="spellEnd"/>
             <w:r>
               <w:rPr>
-                <w:rFonts w:ascii="Arial" w:eastAsia="Arial" w:hAnsi="Arial" w:cs="Arial"/>
+                <w:rFonts w:ascii="Arial" w:hAnsi="Arial" w:cs="Arial" w:eastAsia="Arial"/>
                 <w:sz w:val="21"/>
                 <w:szCs w:val="21"/>
               </w:rPr>
@@ -184,7 +184,7 @@
             </w:pPr>
             <w:r>
               <w:rPr>
-                <w:rFonts w:ascii="Arial" w:eastAsia="Arial" w:hAnsi="Arial" w:cs="Arial"/>
+                <w:rFonts w:ascii="Arial" w:hAnsi="Arial" w:cs="Arial" w:eastAsia="Arial"/>
                 <w:b/>
                 <w:sz w:val="21"/>
                 <w:szCs w:val="21"/>
@@ -212,7 +212,7 @@
             </w:pPr>
             <w:r>
               <w:rPr>
-                <w:rFonts w:ascii="Arial" w:eastAsia="Arial" w:hAnsi="Arial" w:cs="Arial"/>
+                <w:rFonts w:ascii="Arial" w:hAnsi="Arial" w:cs="Arial" w:eastAsia="Arial"/>
                 <w:sz w:val="21"/>
                 <w:szCs w:val="21"/>
               </w:rPr>
@@ -245,7 +245,7 @@
             </w:pPr>
             <w:r>
               <w:rPr>
-                <w:rFonts w:ascii="Arial" w:eastAsia="Arial" w:hAnsi="Arial" w:cs="Arial"/>
+                <w:rFonts w:ascii="Arial" w:hAnsi="Arial" w:cs="Arial" w:eastAsia="Arial"/>
                 <w:b/>
                 <w:sz w:val="21"/>
                 <w:szCs w:val="21"/>
@@ -273,7 +273,7 @@
             </w:pPr>
             <w:r>
               <w:rPr>
-                <w:rFonts w:ascii="Arial" w:eastAsia="Arial" w:hAnsi="Arial" w:cs="Arial"/>
+                <w:rFonts w:ascii="Arial" w:hAnsi="Arial" w:cs="Arial" w:eastAsia="Arial"/>
                 <w:sz w:val="21"/>
                 <w:szCs w:val="21"/>
               </w:rPr>
@@ -306,7 +306,7 @@
             </w:pPr>
             <w:r>
               <w:rPr>
-                <w:rFonts w:ascii="Arial" w:eastAsia="Arial" w:hAnsi="Arial" w:cs="Arial"/>
+                <w:rFonts w:ascii="Arial" w:hAnsi="Arial" w:cs="Arial" w:eastAsia="Arial"/>
                 <w:b/>
                 <w:sz w:val="21"/>
                 <w:szCs w:val="21"/>
@@ -335,7 +335,7 @@
             <w:proofErr w:type="spellStart"/>
             <w:r>
               <w:rPr>
-                <w:rFonts w:ascii="Arial" w:eastAsia="Arial" w:hAnsi="Arial" w:cs="Arial"/>
+                <w:rFonts w:ascii="Arial" w:hAnsi="Arial" w:cs="Arial" w:eastAsia="Arial"/>
                 <w:sz w:val="21"/>
                 <w:szCs w:val="21"/>
               </w:rPr>
@@ -344,7 +344,7 @@
             <w:proofErr w:type="spellEnd"/>
             <w:r>
               <w:rPr>
-                <w:rFonts w:ascii="Arial" w:eastAsia="Arial" w:hAnsi="Arial" w:cs="Arial"/>
+                <w:rFonts w:ascii="Arial" w:hAnsi="Arial" w:cs="Arial" w:eastAsia="Arial"/>
                 <w:sz w:val="21"/>
                 <w:szCs w:val="21"/>
               </w:rPr>
@@ -377,7 +377,7 @@
             </w:pPr>
             <w:r>
               <w:rPr>
-                <w:rFonts w:ascii="Arial" w:eastAsia="Arial" w:hAnsi="Arial" w:cs="Arial"/>
+                <w:rFonts w:ascii="Arial" w:hAnsi="Arial" w:cs="Arial" w:eastAsia="Arial"/>
                 <w:b/>
                 <w:sz w:val="21"/>
                 <w:szCs w:val="21"/>
@@ -406,7 +406,7 @@
             <w:proofErr w:type="spellStart"/>
             <w:r>
               <w:rPr>
-                <w:rFonts w:ascii="Arial" w:eastAsia="Arial" w:hAnsi="Arial" w:cs="Arial"/>
+                <w:rFonts w:ascii="Arial" w:hAnsi="Arial" w:cs="Arial" w:eastAsia="Arial"/>
                 <w:sz w:val="21"/>
                 <w:szCs w:val="21"/>
               </w:rPr>
@@ -415,7 +415,7 @@
             <w:proofErr w:type="spellEnd"/>
             <w:r>
               <w:rPr>
-                <w:rFonts w:ascii="Arial" w:eastAsia="Arial" w:hAnsi="Arial" w:cs="Arial"/>
+                <w:rFonts w:ascii="Arial" w:hAnsi="Arial" w:cs="Arial" w:eastAsia="Arial"/>
                 <w:sz w:val="21"/>
                 <w:szCs w:val="21"/>
               </w:rPr>
@@ -448,7 +448,7 @@
             </w:pPr>
             <w:r>
               <w:rPr>
-                <w:rFonts w:ascii="Arial" w:eastAsia="Arial" w:hAnsi="Arial" w:cs="Arial"/>
+                <w:rFonts w:ascii="Arial" w:hAnsi="Arial" w:cs="Arial" w:eastAsia="Arial"/>
                 <w:b/>
                 <w:sz w:val="21"/>
                 <w:szCs w:val="21"/>
@@ -477,7 +477,7 @@
             <w:proofErr w:type="spellStart"/>
             <w:r>
               <w:rPr>
-                <w:rFonts w:ascii="Arial" w:eastAsia="Arial" w:hAnsi="Arial" w:cs="Arial"/>
+                <w:rFonts w:ascii="Arial" w:hAnsi="Arial" w:cs="Arial" w:eastAsia="Arial"/>
                 <w:sz w:val="21"/>
                 <w:szCs w:val="21"/>
               </w:rPr>
@@ -486,7 +486,7 @@
             <w:proofErr w:type="spellEnd"/>
             <w:r>
               <w:rPr>
-                <w:rFonts w:ascii="Arial" w:eastAsia="Arial" w:hAnsi="Arial" w:cs="Arial"/>
+                <w:rFonts w:ascii="Arial" w:hAnsi="Arial" w:cs="Arial" w:eastAsia="Arial"/>
                 <w:sz w:val="21"/>
                 <w:szCs w:val="21"/>
               </w:rPr>
@@ -495,7 +495,7 @@
             <w:proofErr w:type="gramStart"/>
             <w:r>
               <w:rPr>
-                <w:rFonts w:ascii="Arial" w:eastAsia="Arial" w:hAnsi="Arial" w:cs="Arial"/>
+                <w:rFonts w:ascii="Arial" w:hAnsi="Arial" w:cs="Arial" w:eastAsia="Arial"/>
                 <w:sz w:val="21"/>
                 <w:szCs w:val="21"/>
               </w:rPr>
@@ -504,7 +504,7 @@
             <w:proofErr w:type="gramEnd"/>
             <w:r>
               <w:rPr>
-                <w:rFonts w:ascii="Arial" w:eastAsia="Arial" w:hAnsi="Arial" w:cs="Arial"/>
+                <w:rFonts w:ascii="Arial" w:hAnsi="Arial" w:cs="Arial" w:eastAsia="Arial"/>
                 <w:sz w:val="21"/>
                 <w:szCs w:val="21"/>
               </w:rPr>
@@ -537,7 +537,7 @@
             </w:pPr>
             <w:r>
               <w:rPr>
-                <w:rFonts w:ascii="Arial" w:eastAsia="Arial" w:hAnsi="Arial" w:cs="Arial"/>
+                <w:rFonts w:ascii="Arial" w:hAnsi="Arial" w:cs="Arial" w:eastAsia="Arial"/>
                 <w:b/>
                 <w:sz w:val="21"/>
                 <w:szCs w:val="21"/>
@@ -566,7 +566,7 @@
             <w:proofErr w:type="spellStart"/>
             <w:r>
               <w:rPr>
-                <w:rFonts w:ascii="Arial" w:eastAsia="Arial" w:hAnsi="Arial" w:cs="Arial"/>
+                <w:rFonts w:ascii="Arial" w:hAnsi="Arial" w:cs="Arial" w:eastAsia="Arial"/>
                 <w:sz w:val="21"/>
                 <w:szCs w:val="21"/>
               </w:rPr>
@@ -575,7 +575,7 @@
             <w:proofErr w:type="spellEnd"/>
             <w:r>
               <w:rPr>
-                <w:rFonts w:ascii="Arial" w:eastAsia="Arial" w:hAnsi="Arial" w:cs="Arial"/>
+                <w:rFonts w:ascii="Arial" w:hAnsi="Arial" w:cs="Arial" w:eastAsia="Arial"/>
                 <w:sz w:val="21"/>
                 <w:szCs w:val="21"/>
               </w:rPr>
@@ -608,7 +608,7 @@
             </w:pPr>
             <w:r>
               <w:rPr>
-                <w:rFonts w:ascii="Arial" w:eastAsia="Arial" w:hAnsi="Arial" w:cs="Arial"/>
+                <w:rFonts w:ascii="Arial" w:hAnsi="Arial" w:cs="Arial" w:eastAsia="Arial"/>
                 <w:b/>
                 <w:sz w:val="21"/>
                 <w:szCs w:val="21"/>
@@ -636,7 +636,7 @@
             </w:pPr>
             <w:r>
               <w:rPr>
-                <w:rFonts w:ascii="Arial" w:eastAsia="Arial" w:hAnsi="Arial" w:cs="Arial"/>
+                <w:rFonts w:ascii="Arial" w:hAnsi="Arial" w:cs="Arial" w:eastAsia="Arial"/>
                 <w:sz w:val="21"/>
                 <w:szCs w:val="21"/>
               </w:rPr>
@@ -669,7 +669,7 @@
             </w:pPr>
             <w:r>
               <w:rPr>
-                <w:rFonts w:ascii="Arial" w:eastAsia="Arial" w:hAnsi="Arial" w:cs="Arial"/>
+                <w:rFonts w:ascii="Arial" w:hAnsi="Arial" w:cs="Arial" w:eastAsia="Arial"/>
                 <w:b/>
                 <w:sz w:val="21"/>
                 <w:szCs w:val="21"/>
@@ -698,7 +698,7 @@
             </w:pPr>
             <w:r>
               <w:rPr>
-                <w:rFonts w:ascii="Arial" w:eastAsia="Arial" w:hAnsi="Arial" w:cs="Arial"/>
+                <w:rFonts w:ascii="Arial" w:hAnsi="Arial" w:cs="Arial" w:eastAsia="Arial"/>
                 <w:sz w:val="21"/>
                 <w:szCs w:val="21"/>
               </w:rPr>
@@ -731,7 +731,7 @@
             </w:pPr>
             <w:r>
               <w:rPr>
-                <w:rFonts w:ascii="Arial" w:eastAsia="Arial" w:hAnsi="Arial" w:cs="Arial"/>
+                <w:rFonts w:ascii="Arial" w:hAnsi="Arial" w:cs="Arial" w:eastAsia="Arial"/>
                 <w:b/>
                 <w:sz w:val="21"/>
                 <w:szCs w:val="21"/>
@@ -759,7 +759,7 @@
             </w:pPr>
             <w:r>
               <w:rPr>
-                <w:rFonts w:ascii="Arial" w:eastAsia="Arial" w:hAnsi="Arial" w:cs="Arial"/>
+                <w:rFonts w:ascii="Arial" w:hAnsi="Arial" w:cs="Arial" w:eastAsia="Arial"/>
                 <w:sz w:val="21"/>
                 <w:szCs w:val="21"/>
               </w:rPr>
@@ -792,7 +792,7 @@
             </w:pPr>
             <w:r>
               <w:rPr>
-                <w:rFonts w:ascii="Arial" w:eastAsia="Arial" w:hAnsi="Arial" w:cs="Arial"/>
+                <w:rFonts w:ascii="Arial" w:hAnsi="Arial" w:cs="Arial" w:eastAsia="Arial"/>
                 <w:b/>
                 <w:sz w:val="21"/>
                 <w:szCs w:val="21"/>
@@ -820,7 +820,7 @@
             </w:pPr>
             <w:r>
               <w:rPr>
-                <w:rFonts w:ascii="Arial" w:eastAsia="Arial" w:hAnsi="Arial" w:cs="Arial"/>
+                <w:rFonts w:ascii="Arial" w:hAnsi="Arial" w:cs="Arial" w:eastAsia="Arial"/>
                 <w:sz w:val="21"/>
                 <w:szCs w:val="21"/>
               </w:rPr>
@@ -853,7 +853,7 @@
             </w:pPr>
             <w:r>
               <w:rPr>
-                <w:rFonts w:ascii="Arial" w:eastAsia="Arial" w:hAnsi="Arial" w:cs="Arial"/>
+                <w:rFonts w:ascii="Arial" w:hAnsi="Arial" w:cs="Arial" w:eastAsia="Arial"/>
                 <w:b/>
                 <w:sz w:val="21"/>
                 <w:szCs w:val="21"/>
@@ -881,7 +881,7 @@
             </w:pPr>
             <w:r>
               <w:rPr>
-                <w:rFonts w:ascii="Arial" w:eastAsia="Arial" w:hAnsi="Arial" w:cs="Arial"/>
+                <w:rFonts w:ascii="Arial" w:hAnsi="Arial" w:cs="Arial" w:eastAsia="Arial"/>
                 <w:sz w:val="21"/>
                 <w:szCs w:val="21"/>
               </w:rPr>
@@ -914,7 +914,7 @@
             </w:pPr>
             <w:r>
               <w:rPr>
-                <w:rFonts w:ascii="Arial" w:eastAsia="Arial" w:hAnsi="Arial" w:cs="Arial"/>
+                <w:rFonts w:ascii="Arial" w:hAnsi="Arial" w:cs="Arial" w:eastAsia="Arial"/>
                 <w:b/>
                 <w:sz w:val="21"/>
                 <w:szCs w:val="21"/>
@@ -942,7 +942,7 @@
             </w:pPr>
             <w:r>
               <w:rPr>
-                <w:rFonts w:ascii="Arial" w:eastAsia="Arial" w:hAnsi="Arial" w:cs="Arial"/>
+                <w:rFonts w:ascii="Arial" w:hAnsi="Arial" w:cs="Arial" w:eastAsia="Arial"/>
                 <w:sz w:val="21"/>
                 <w:szCs w:val="21"/>
               </w:rPr>
@@ -967,10 +967,10 @@
   <w:docDefaults>
     <w:rPrDefault>
       <w:rPr>
-        <w:rFonts w:asciiTheme="minorHAnsi" w:eastAsiaTheme="minorEastAsia" w:hAnsiTheme="minorHAnsi" w:cstheme="minorBidi"/>
+        <w:rFonts w:ascii="Arial" w:hAnsi="Arial" w:cs="Arial" w:eastAsia="Arial"/>
         <w:kern w:val="2"/>
-        <w:sz w:val="24"/>
-        <w:szCs w:val="24"/>
+        <w:sz w:val="21"/>
+        <w:szCs w:val="21"/>
         <w:lang w:val="en-IN" w:eastAsia="en-IN" w:bidi="ar-SA"/>
         <w14:ligatures w14:val="standardContextual"/>
       </w:rPr>
@@ -1366,9 +1366,9 @@
       <w:spacing w:line="259" w:lineRule="auto"/>
     </w:pPr>
     <w:rPr>
-      <w:rFonts w:ascii="Calibri" w:eastAsia="Calibri" w:hAnsi="Calibri" w:cs="Calibri"/>
+      <w:rFonts w:ascii="Arial" w:hAnsi="Arial" w:cs="Arial" w:eastAsia="Arial"/>
       <w:color w:val="000000"/>
-      <w:sz w:val="22"/>
+      <w:sz w:val="21"/>
     </w:rPr>
   </w:style>
   <w:style w:type="character" w:default="1" w:styleId="DefaultParagraphFont">
